--- a/src/readme.docx
+++ b/src/readme.docx
@@ -538,7 +538,7 @@
           </w:tcPr>
           <w:p>
             <w:r>
-              <w:t>Tunnel du coeur -&gt; Boyau des racines vivantes</w:t>
+              <w:t>Scene finale / resolution</w:t>
             </w:r>
           </w:p>
         </w:tc>
@@ -910,8 +910,6 @@
               <w:t>Retour pont -&gt; Pont de racines suspendues</w:t>
               <w:br/>
               <w:t>Retour chambre -&gt; Chambre d ecorce fremissante</w:t>
-              <w:br/>
-              <w:t>Seuil obscur -&gt; Nef des racines blanches</w:t>
             </w:r>
           </w:p>
         </w:tc>
@@ -1465,7 +1463,40 @@
               <w:br/>
               <w:t>- Sentier humide - ouvre vers Ruisseau noir</w:t>
               <w:br/>
-              <w:t>- Rideau de racines - ouvre vers Clairiere des pierres penchees - requiert: Sceau d argile fendu - message verrou: Il manque une preuve que la foret t a accepte.</w:t>
+              <w:t>- Rideau de racines - ouvre vers Clairiere des pierres penchees - requiert: Sceau d argile fendu - message verrou: Le rideau de racines attend une preuve obtenue au campement.</w:t>
+            </w:r>
+          </w:p>
+        </w:tc>
+      </w:tr>
+      <w:tr>
+        <w:tc>
+          <w:tcPr>
+            <w:tcW w:type="dxa" w:w="2494"/>
+            <w:shd w:fill="E8F0EA"/>
+            <w:vAlign w:val="top"/>
+          </w:tcPr>
+          <w:p>
+            <w:r/>
+            <w:r>
+              <w:rPr>
+                <w:b/>
+              </w:rPr>
+              <w:t>Regles logiques</w:t>
+            </w:r>
+          </w:p>
+        </w:tc>
+        <w:tc>
+          <w:tcPr>
+            <w:tcW w:type="dxa" w:w="7143"/>
+            <w:vAlign w:val="top"/>
+          </w:tcPr>
+          <w:p>
+            <w:r/>
+            <w:r>
+              <w:rPr>
+                <w:b w:val="0"/>
+              </w:rPr>
+              <w:t>Aucune regle conditionnelle dans cette scene.</w:t>
             </w:r>
           </w:p>
         </w:tc>
@@ -1631,7 +1662,44 @@
               <w:br/>
               <w:t>- Trace vers ravin - ouvre vers Ravin des murmures</w:t>
               <w:br/>
-              <w:t>- Roncier eteint - dialogue_item - donne: Ronce noire</w:t>
+              <w:t>- Roncier eteint - donne un indice/dialogue</w:t>
+            </w:r>
+          </w:p>
+        </w:tc>
+      </w:tr>
+      <w:tr>
+        <w:tc>
+          <w:tcPr>
+            <w:tcW w:type="dxa" w:w="2494"/>
+            <w:shd w:fill="E8F0EA"/>
+            <w:vAlign w:val="top"/>
+          </w:tcPr>
+          <w:p>
+            <w:r/>
+            <w:r>
+              <w:rPr>
+                <w:b/>
+              </w:rPr>
+              <w:t>Regles logiques</w:t>
+            </w:r>
+          </w:p>
+        </w:tc>
+        <w:tc>
+          <w:tcPr>
+            <w:tcW w:type="dxa" w:w="7143"/>
+            <w:vAlign w:val="top"/>
+          </w:tcPr>
+          <w:p>
+            <w:r/>
+            <w:r>
+              <w:rPr>
+                <w:b w:val="0"/>
+              </w:rPr>
+              <w:t>- Cloches de bois: Cloches deja resolues: si enigme resolue: Les trois cloches de bois -&gt; dialogue. Le foyer est vide maintenant. Le sceau d'argile a deja ete pris.</w:t>
+              <w:br/>
+              <w:t>- Roncier eteint: Ronce apres lecture du ravin: si zone terminee: h_a1s6_wall -&gt; donne Ronce noire. Les marques du ravin indiquent l'epine soeur. Tu peux prelever une ronce noire sans danger.</w:t>
+              <w:br/>
+              <w:t>- Roncier eteint: Ronce deja prise: si inventaire contient Ronce noire -&gt; dialogue. Le roncier ne contient plus rien d'utile.</w:t>
             </w:r>
           </w:p>
         </w:tc>
@@ -1793,7 +1861,40 @@
               <w:br/>
               <w:t>- Berge des mares - ouvre vers Mares pales</w:t>
               <w:br/>
-              <w:t>- Tronc couche - ouvre vers Clairiere des pierres penchees - requiert: Galet grave - message verrou: Le tronc semble rejeter ceux qui n ont pas compris le bassin.</w:t>
+              <w:t>- Tronc couche - ouvre vers Clairiere des pierres penchees - requiert: Galet grave - message verrou: Le tronc reste immobile tant que le bassin n'a pas rendu son galet marque.</w:t>
+            </w:r>
+          </w:p>
+        </w:tc>
+      </w:tr>
+      <w:tr>
+        <w:tc>
+          <w:tcPr>
+            <w:tcW w:type="dxa" w:w="2494"/>
+            <w:shd w:fill="E8F0EA"/>
+            <w:vAlign w:val="top"/>
+          </w:tcPr>
+          <w:p>
+            <w:r/>
+            <w:r>
+              <w:rPr>
+                <w:b/>
+              </w:rPr>
+              <w:t>Regles logiques</w:t>
+            </w:r>
+          </w:p>
+        </w:tc>
+        <w:tc>
+          <w:tcPr>
+            <w:tcW w:type="dxa" w:w="7143"/>
+            <w:vAlign w:val="top"/>
+          </w:tcPr>
+          <w:p>
+            <w:r/>
+            <w:r>
+              <w:rPr>
+                <w:b w:val="0"/>
+              </w:rPr>
+              <w:t>Aucune regle conditionnelle dans cette scene.</w:t>
             </w:r>
           </w:p>
         </w:tc>
@@ -1955,7 +2056,42 @@
               <w:br/>
               <w:t>- Pilier des saisons - donne un indice/dialogue</w:t>
               <w:br/>
-              <w:t>- Passage scelle - ouvre vers Seuil des racines basses - requiert: Ecorce lunaire - message verrou: Il manque le fragment pale que la clairiere reclame.</w:t>
+              <w:t>- Passage scelle - ouvre vers Seuil des racines basses - requiert: Ecorce lunaire - message verrou: Il faut resoudre le pilier puis apporter le fragment pale du tertre.</w:t>
+            </w:r>
+          </w:p>
+        </w:tc>
+      </w:tr>
+      <w:tr>
+        <w:tc>
+          <w:tcPr>
+            <w:tcW w:type="dxa" w:w="2494"/>
+            <w:shd w:fill="E8F0EA"/>
+            <w:vAlign w:val="top"/>
+          </w:tcPr>
+          <w:p>
+            <w:r/>
+            <w:r>
+              <w:rPr>
+                <w:b/>
+              </w:rPr>
+              <w:t>Regles logiques</w:t>
+            </w:r>
+          </w:p>
+        </w:tc>
+        <w:tc>
+          <w:tcPr>
+            <w:tcW w:type="dxa" w:w="7143"/>
+            <w:vAlign w:val="top"/>
+          </w:tcPr>
+          <w:p>
+            <w:r/>
+            <w:r>
+              <w:rPr>
+                <w:b w:val="0"/>
+              </w:rPr>
+              <w:t>- Pilier des saisons: Quadrants deja resolus: si enigme resolue: Quadrants de la clairiere -&gt; dialogue. Les quadrants sont fixes. Le passage scelle peut maintenant recevoir le fragment pale.</w:t>
+              <w:br/>
+              <w:t>- Passage scelle: Passage deja ouvert: si enigme resolue: Pilier des saisons mortes -&gt; ouvre vers Seuil des racines basses. Le passage est ouvert. Les racines te laissent descendre.</w:t>
             </w:r>
           </w:p>
         </w:tc>
@@ -2122,6 +2258,39 @@
           </w:p>
         </w:tc>
       </w:tr>
+      <w:tr>
+        <w:tc>
+          <w:tcPr>
+            <w:tcW w:type="dxa" w:w="2494"/>
+            <w:shd w:fill="E8F0EA"/>
+            <w:vAlign w:val="top"/>
+          </w:tcPr>
+          <w:p>
+            <w:r/>
+            <w:r>
+              <w:rPr>
+                <w:b/>
+              </w:rPr>
+              <w:t>Regles logiques</w:t>
+            </w:r>
+          </w:p>
+        </w:tc>
+        <w:tc>
+          <w:tcPr>
+            <w:tcW w:type="dxa" w:w="7143"/>
+            <w:vAlign w:val="top"/>
+          </w:tcPr>
+          <w:p>
+            <w:r/>
+            <w:r>
+              <w:rPr>
+                <w:b w:val="0"/>
+              </w:rPr>
+              <w:t>- Galets marques: Galet deja recupere: si enigme resolue: Reflets du bassin noir -&gt; dialogue. Les mares sont lisses. Le galet a deja ete retire.</w:t>
+            </w:r>
+          </w:p>
+        </w:tc>
+      </w:tr>
     </w:tbl>
     <w:p>
       <w:pPr>
@@ -2279,7 +2448,40 @@
               <w:br/>
               <w:t>- Paroi gravee - donne un indice/dialogue</w:t>
               <w:br/>
-              <w:t>- Couloir du tertre - ouvre vers Tertre de mousse - requiert: Ronce noire - message verrou: Les ronces du ravin demandent une epine soeur.</w:t>
+              <w:t>- Couloir du tertre - ouvre vers Tertre de mousse - requiert: Ronce noire - message verrou: Les ronces du ravin demandent une epine soeur prelevee au campement.</w:t>
+            </w:r>
+          </w:p>
+        </w:tc>
+      </w:tr>
+      <w:tr>
+        <w:tc>
+          <w:tcPr>
+            <w:tcW w:type="dxa" w:w="2494"/>
+            <w:shd w:fill="E8F0EA"/>
+            <w:vAlign w:val="top"/>
+          </w:tcPr>
+          <w:p>
+            <w:r/>
+            <w:r>
+              <w:rPr>
+                <w:b/>
+              </w:rPr>
+              <w:t>Regles logiques</w:t>
+            </w:r>
+          </w:p>
+        </w:tc>
+        <w:tc>
+          <w:tcPr>
+            <w:tcW w:type="dxa" w:w="7143"/>
+            <w:vAlign w:val="top"/>
+          </w:tcPr>
+          <w:p>
+            <w:r/>
+            <w:r>
+              <w:rPr>
+                <w:b w:val="0"/>
+              </w:rPr>
+              <w:t>Aucune regle conditionnelle dans cette scene.</w:t>
             </w:r>
           </w:p>
         </w:tc>
@@ -2437,11 +2639,46 @@
               </w:rPr>
               <w:t>- Sentier ravin - ouvre vers Ravin des murmures</w:t>
               <w:br/>
-              <w:t>- Fissure pale - dialogue_item - donne: Ecorce lunaire</w:t>
+              <w:t>- Fissure pale - donne un indice/dialogue</w:t>
               <w:br/>
               <w:t>- Cercle de champignons - donne un indice/dialogue</w:t>
               <w:br/>
               <w:t>- Sente de clairiere - ouvre vers Clairiere des pierres penchees</w:t>
+            </w:r>
+          </w:p>
+        </w:tc>
+      </w:tr>
+      <w:tr>
+        <w:tc>
+          <w:tcPr>
+            <w:tcW w:type="dxa" w:w="2494"/>
+            <w:shd w:fill="E8F0EA"/>
+            <w:vAlign w:val="top"/>
+          </w:tcPr>
+          <w:p>
+            <w:r/>
+            <w:r>
+              <w:rPr>
+                <w:b/>
+              </w:rPr>
+              <w:t>Regles logiques</w:t>
+            </w:r>
+          </w:p>
+        </w:tc>
+        <w:tc>
+          <w:tcPr>
+            <w:tcW w:type="dxa" w:w="7143"/>
+            <w:vAlign w:val="top"/>
+          </w:tcPr>
+          <w:p>
+            <w:r/>
+            <w:r>
+              <w:rPr>
+                <w:b w:val="0"/>
+              </w:rPr>
+              <w:t>- Fissure pale: Fissure apres champignons: si zone terminee: h_a1s7_mushrooms -&gt; donne Ecorce lunaire. Les champignons pointent vers la fissure. Tu retires un fragment pale.</w:t>
+              <w:br/>
+              <w:t>- Fissure pale: Fragment deja pris: si inventaire contient Ecorce lunaire -&gt; dialogue. La fissure s'est refermee. Le fragment pale est deja dans l'inventaire.</w:t>
             </w:r>
           </w:p>
         </w:tc>
@@ -2597,7 +2834,40 @@
               <w:rPr>
                 <w:b w:val="0"/>
               </w:rPr>
-              <w:t>- Tunnel du coeur - ouvre vers Boyau des racines vivantes</w:t>
+              <w:t>- Tunnel du coeur - cinematic</w:t>
+            </w:r>
+          </w:p>
+        </w:tc>
+      </w:tr>
+      <w:tr>
+        <w:tc>
+          <w:tcPr>
+            <w:tcW w:type="dxa" w:w="2494"/>
+            <w:shd w:fill="E8F0EA"/>
+            <w:vAlign w:val="top"/>
+          </w:tcPr>
+          <w:p>
+            <w:r/>
+            <w:r>
+              <w:rPr>
+                <w:b/>
+              </w:rPr>
+              <w:t>Regles logiques</w:t>
+            </w:r>
+          </w:p>
+        </w:tc>
+        <w:tc>
+          <w:tcPr>
+            <w:tcW w:type="dxa" w:w="7143"/>
+            <w:vAlign w:val="top"/>
+          </w:tcPr>
+          <w:p>
+            <w:r/>
+            <w:r>
+              <w:rPr>
+                <w:b w:val="0"/>
+              </w:rPr>
+              <w:t>Aucune regle conditionnelle dans cette scene.</w:t>
             </w:r>
           </w:p>
         </w:tc>
@@ -2772,6 +3042,39 @@
           </w:p>
         </w:tc>
       </w:tr>
+      <w:tr>
+        <w:tc>
+          <w:tcPr>
+            <w:tcW w:type="dxa" w:w="2494"/>
+            <w:shd w:fill="E8F0EA"/>
+            <w:vAlign w:val="top"/>
+          </w:tcPr>
+          <w:p>
+            <w:r/>
+            <w:r>
+              <w:rPr>
+                <w:b/>
+              </w:rPr>
+              <w:t>Regles logiques</w:t>
+            </w:r>
+          </w:p>
+        </w:tc>
+        <w:tc>
+          <w:tcPr>
+            <w:tcW w:type="dxa" w:w="7143"/>
+            <w:vAlign w:val="top"/>
+          </w:tcPr>
+          <w:p>
+            <w:r/>
+            <w:r>
+              <w:rPr>
+                <w:b w:val="0"/>
+              </w:rPr>
+              <w:t>Aucune regle conditionnelle dans cette scene.</w:t>
+            </w:r>
+          </w:p>
+        </w:tc>
+      </w:tr>
     </w:tbl>
     <w:p>
       <w:pPr>
@@ -2929,7 +3232,40 @@
               <w:br/>
               <w:t>- Grille mouvante - dialogue_item - donne: Fiole de lueur froide</w:t>
               <w:br/>
-              <w:t>- Couloir lateral - ouvre vers Autel fongique - requiert: Fiole de lueur froide - message verrou: Le couloir est trop sombre pour suivre les spores.</w:t>
+              <w:t>- Couloir lateral - ouvre vers Autel fongique - requiert: Fiole de lueur froide - message verrou: Le couloir est lisible seulement avec une lueur froide obtenue a la grille.</w:t>
+            </w:r>
+          </w:p>
+        </w:tc>
+      </w:tr>
+      <w:tr>
+        <w:tc>
+          <w:tcPr>
+            <w:tcW w:type="dxa" w:w="2494"/>
+            <w:shd w:fill="E8F0EA"/>
+            <w:vAlign w:val="top"/>
+          </w:tcPr>
+          <w:p>
+            <w:r/>
+            <w:r>
+              <w:rPr>
+                <w:b/>
+              </w:rPr>
+              <w:t>Regles logiques</w:t>
+            </w:r>
+          </w:p>
+        </w:tc>
+        <w:tc>
+          <w:tcPr>
+            <w:tcW w:type="dxa" w:w="7143"/>
+            <w:vAlign w:val="top"/>
+          </w:tcPr>
+          <w:p>
+            <w:r/>
+            <w:r>
+              <w:rPr>
+                <w:b w:val="0"/>
+              </w:rPr>
+              <w:t>- Grille mouvante: Lueur deja prise: si enigme resolue: Grille des ronces pensees -&gt; dialogue. La grille reste entrouverte. La fiole de lueur froide a deja ete prise.</w:t>
             </w:r>
           </w:p>
         </w:tc>
@@ -3096,6 +3432,39 @@
           </w:p>
         </w:tc>
       </w:tr>
+      <w:tr>
+        <w:tc>
+          <w:tcPr>
+            <w:tcW w:type="dxa" w:w="2494"/>
+            <w:shd w:fill="E8F0EA"/>
+            <w:vAlign w:val="top"/>
+          </w:tcPr>
+          <w:p>
+            <w:r/>
+            <w:r>
+              <w:rPr>
+                <w:b/>
+              </w:rPr>
+              <w:t>Regles logiques</w:t>
+            </w:r>
+          </w:p>
+        </w:tc>
+        <w:tc>
+          <w:tcPr>
+            <w:tcW w:type="dxa" w:w="7143"/>
+            <w:vAlign w:val="top"/>
+          </w:tcPr>
+          <w:p>
+            <w:r/>
+            <w:r>
+              <w:rPr>
+                <w:b w:val="0"/>
+              </w:rPr>
+              <w:t>- Yeux peints: Masque deja pris: si enigme resolue: Yeux de la hutte -&gt; dialogue. Les fresques sont ternes. Le masque d'ecorce a deja ete pris.</w:t>
+            </w:r>
+          </w:p>
+        </w:tc>
+      </w:tr>
     </w:tbl>
     <w:p>
       <w:pPr>
@@ -3251,9 +3620,42 @@
               <w:br/>
               <w:t>- Planches silencieuses - donne un indice/dialogue</w:t>
               <w:br/>
-              <w:t>- Autre rive - ouvre vers Arbre creux du jugement - requiert: Cendre bleue - message verrou: Le vent exige une poussiere froide pour se calmer.</w:t>
+              <w:t>- Autre rive - ouvre vers Arbre creux du jugement - requiert: Cendre bleue - message verrou: Il faut calmer le souffle du pont puis apporter la cendre bleue.</w:t>
               <w:br/>
               <w:t>- Descente spores - ouvre vers Autel fongique</w:t>
+            </w:r>
+          </w:p>
+        </w:tc>
+      </w:tr>
+      <w:tr>
+        <w:tc>
+          <w:tcPr>
+            <w:tcW w:type="dxa" w:w="2494"/>
+            <w:shd w:fill="E8F0EA"/>
+            <w:vAlign w:val="top"/>
+          </w:tcPr>
+          <w:p>
+            <w:r/>
+            <w:r>
+              <w:rPr>
+                <w:b/>
+              </w:rPr>
+              <w:t>Regles logiques</w:t>
+            </w:r>
+          </w:p>
+        </w:tc>
+        <w:tc>
+          <w:tcPr>
+            <w:tcW w:type="dxa" w:w="7143"/>
+            <w:vAlign w:val="top"/>
+          </w:tcPr>
+          <w:p>
+            <w:r/>
+            <w:r>
+              <w:rPr>
+                <w:b w:val="0"/>
+              </w:rPr>
+              <w:t>- Planches silencieuses: Pont deja calme: si enigme resolue: Le souffle du pont -&gt; dialogue. Le pont est calme. Tu peux maintenant traverser si tu as de quoi apaiser l'autre rive.</w:t>
             </w:r>
           </w:p>
         </w:tc>
@@ -3413,9 +3815,42 @@
               <w:br/>
               <w:t>- Pente du pont - ouvre vers Pont de racines suspendues</w:t>
               <w:br/>
-              <w:t>- Spores bleues - dialogue_item - requiert: Fiole de lueur froide - donne: Cendre bleue - message verrou: Les spores restent ternes sans lumiere froide.</w:t>
+              <w:t>- Spores bleues - dialogue_item - requiert: Fiole de lueur froide - donne: Cendre bleue - message verrou: Les spores restent ternes sans la fiole de lueur froide.</w:t>
               <w:br/>
-              <w:t>- Fente ecorce - ouvre vers Chambre d ecorce fremissante - requiert: Masque d ecorce - message verrou: La fente ne s ouvre qu a un visage de bois.</w:t>
+              <w:t>- Fente ecorce - ouvre vers Chambre d ecorce fremissante - requiert: Masque d ecorce - message verrou: La fente n'accepte qu'un visage de bois obtenu dans la hutte.</w:t>
+            </w:r>
+          </w:p>
+        </w:tc>
+      </w:tr>
+      <w:tr>
+        <w:tc>
+          <w:tcPr>
+            <w:tcW w:type="dxa" w:w="2494"/>
+            <w:shd w:fill="E8F0EA"/>
+            <w:vAlign w:val="top"/>
+          </w:tcPr>
+          <w:p>
+            <w:r/>
+            <w:r>
+              <w:rPr>
+                <w:b/>
+              </w:rPr>
+              <w:t>Regles logiques</w:t>
+            </w:r>
+          </w:p>
+        </w:tc>
+        <w:tc>
+          <w:tcPr>
+            <w:tcW w:type="dxa" w:w="7143"/>
+            <w:vAlign w:val="top"/>
+          </w:tcPr>
+          <w:p>
+            <w:r/>
+            <w:r>
+              <w:rPr>
+                <w:b w:val="0"/>
+              </w:rPr>
+              <w:t>- Spores bleues: Cendre deja prise: si inventaire contient Cendre bleue -&gt; dialogue. Les spores bleues sont dispersees. La cendre a deja ete recueillie.</w:t>
             </w:r>
           </w:p>
         </w:tc>
@@ -3582,6 +4017,39 @@
           </w:p>
         </w:tc>
       </w:tr>
+      <w:tr>
+        <w:tc>
+          <w:tcPr>
+            <w:tcW w:type="dxa" w:w="2494"/>
+            <w:shd w:fill="E8F0EA"/>
+            <w:vAlign w:val="top"/>
+          </w:tcPr>
+          <w:p>
+            <w:r/>
+            <w:r>
+              <w:rPr>
+                <w:b/>
+              </w:rPr>
+              <w:t>Regles logiques</w:t>
+            </w:r>
+          </w:p>
+        </w:tc>
+        <w:tc>
+          <w:tcPr>
+            <w:tcW w:type="dxa" w:w="7143"/>
+            <w:vAlign w:val="top"/>
+          </w:tcPr>
+          <w:p>
+            <w:r/>
+            <w:r>
+              <w:rPr>
+                <w:b w:val="0"/>
+              </w:rPr>
+              <w:t>Aucune regle conditionnelle dans cette scene.</w:t>
+            </w:r>
+          </w:p>
+        </w:tc>
+      </w:tr>
     </w:tbl>
     <w:p>
       <w:pPr>
@@ -3739,7 +4207,40 @@
               <w:br/>
               <w:t>- Plaque date - donne un indice/dialogue</w:t>
               <w:br/>
-              <w:t>- Porte organique - ouvre vers Arbre creux du jugement - requiert: Cendre bleue - message verrou: La porte respire trop fort; il faut apaiser l air.</w:t>
+              <w:t>- Porte organique - ouvre vers Arbre creux du jugement - requiert: Cendre bleue - message verrou: La porte respire trop fort; il faut l'apaiser avec la cendre bleue.</w:t>
+            </w:r>
+          </w:p>
+        </w:tc>
+      </w:tr>
+      <w:tr>
+        <w:tc>
+          <w:tcPr>
+            <w:tcW w:type="dxa" w:w="2494"/>
+            <w:shd w:fill="E8F0EA"/>
+            <w:vAlign w:val="top"/>
+          </w:tcPr>
+          <w:p>
+            <w:r/>
+            <w:r>
+              <w:rPr>
+                <w:b/>
+              </w:rPr>
+              <w:t>Regles logiques</w:t>
+            </w:r>
+          </w:p>
+        </w:tc>
+        <w:tc>
+          <w:tcPr>
+            <w:tcW w:type="dxa" w:w="7143"/>
+            <w:vAlign w:val="top"/>
+          </w:tcPr>
+          <w:p>
+            <w:r/>
+            <w:r>
+              <w:rPr>
+                <w:b w:val="0"/>
+              </w:rPr>
+              <w:t>Aucune regle conditionnelle dans cette scene.</w:t>
             </w:r>
           </w:p>
         </w:tc>
@@ -3901,9 +4402,46 @@
               <w:br/>
               <w:t>- Entailles du tronc - donne un indice/dialogue</w:t>
               <w:br/>
-              <w:t>- Seuil obscur - ouvre vers Nef des racines blanches - requiert: Amulette de corneille - message verrou: Le tronc exige une marque de presage avant de te laisser passer.</w:t>
+              <w:t>- Seuil obscur - cinematic - requiert: Amulette de corneille - message verrou: Le seuil obscur exige le jugement rendu et l'amulette de presage.</w:t>
               <w:br/>
-              <w:t>- Silhouette gravee - dialogue_item - donne: Amulette de corneille</w:t>
+              <w:t>- Silhouette gravee - donne un indice/dialogue</w:t>
+            </w:r>
+          </w:p>
+        </w:tc>
+      </w:tr>
+      <w:tr>
+        <w:tc>
+          <w:tcPr>
+            <w:tcW w:type="dxa" w:w="2494"/>
+            <w:shd w:fill="E8F0EA"/>
+            <w:vAlign w:val="top"/>
+          </w:tcPr>
+          <w:p>
+            <w:r/>
+            <w:r>
+              <w:rPr>
+                <w:b/>
+              </w:rPr>
+              <w:t>Regles logiques</w:t>
+            </w:r>
+          </w:p>
+        </w:tc>
+        <w:tc>
+          <w:tcPr>
+            <w:tcW w:type="dxa" w:w="7143"/>
+            <w:vAlign w:val="top"/>
+          </w:tcPr>
+          <w:p>
+            <w:r/>
+            <w:r>
+              <w:rPr>
+                <w:b w:val="0"/>
+              </w:rPr>
+              <w:t>- Entailles du tronc: Jugement deja rendu: si enigme resolue: Jugement de l arbre creux -&gt; dialogue. Le jugement est rendu. La silhouette gravee peut livrer son presage.</w:t>
+              <w:br/>
+              <w:t>- Silhouette gravee: Presage apres jugement: si enigme resolue: Jugement de l arbre creux -&gt; donne Amulette de corneille. La silhouette ouvre son bec grave. Tu recois l'amulette de presage.</w:t>
+              <w:br/>
+              <w:t>- Silhouette gravee: Presage deja pris: si inventaire contient Amulette de corneille -&gt; dialogue. La silhouette a deja livre son presage.</w:t>
             </w:r>
           </w:p>
         </w:tc>
@@ -4078,6 +4616,39 @@
           </w:p>
         </w:tc>
       </w:tr>
+      <w:tr>
+        <w:tc>
+          <w:tcPr>
+            <w:tcW w:type="dxa" w:w="2494"/>
+            <w:shd w:fill="E8F0EA"/>
+            <w:vAlign w:val="top"/>
+          </w:tcPr>
+          <w:p>
+            <w:r/>
+            <w:r>
+              <w:rPr>
+                <w:b/>
+              </w:rPr>
+              <w:t>Regles logiques</w:t>
+            </w:r>
+          </w:p>
+        </w:tc>
+        <w:tc>
+          <w:tcPr>
+            <w:tcW w:type="dxa" w:w="7143"/>
+            <w:vAlign w:val="top"/>
+          </w:tcPr>
+          <w:p>
+            <w:r/>
+            <w:r>
+              <w:rPr>
+                <w:b w:val="0"/>
+              </w:rPr>
+              <w:t>Aucune regle conditionnelle dans cette scene.</w:t>
+            </w:r>
+          </w:p>
+        </w:tc>
+      </w:tr>
     </w:tbl>
     <w:p>
       <w:pPr>
@@ -4235,7 +4806,40 @@
               <w:br/>
               <w:t>- Dalle fendue - donne un indice/dialogue</w:t>
               <w:br/>
-              <w:t>- Passage jardin - ouvre vers Jardin fossile - requiert: Lame d obsidienne - message verrou: La dalle resiste encore.</w:t>
+              <w:t>- Passage jardin - ouvre vers Jardin fossile - requiert: Lame d obsidienne - message verrou: La dalle resiste tant que l'ordre des lunes n'est pas resolu et que la lame n'est pas prise.</w:t>
+            </w:r>
+          </w:p>
+        </w:tc>
+      </w:tr>
+      <w:tr>
+        <w:tc>
+          <w:tcPr>
+            <w:tcW w:type="dxa" w:w="2494"/>
+            <w:shd w:fill="E8F0EA"/>
+            <w:vAlign w:val="top"/>
+          </w:tcPr>
+          <w:p>
+            <w:r/>
+            <w:r>
+              <w:rPr>
+                <w:b/>
+              </w:rPr>
+              <w:t>Regles logiques</w:t>
+            </w:r>
+          </w:p>
+        </w:tc>
+        <w:tc>
+          <w:tcPr>
+            <w:tcW w:type="dxa" w:w="7143"/>
+            <w:vAlign w:val="top"/>
+          </w:tcPr>
+          <w:p>
+            <w:r/>
+            <w:r>
+              <w:rPr>
+                <w:b w:val="0"/>
+              </w:rPr>
+              <w:t>- Lunes gravees: Lame deja prise: si enigme resolue: Autel des lunes cassees -&gt; dialogue. L'autel est ouvert. La lame d'obsidienne a deja ete prise.</w:t>
             </w:r>
           </w:p>
         </w:tc>
@@ -4397,7 +5001,40 @@
               <w:br/>
               <w:t>- Lettres d echo - donne un indice/dialogue</w:t>
               <w:br/>
-              <w:t>- Fissure crypte - ouvre vers Crypte humide des noms effaces - requiert: Coeur-racine reveille - message verrou: Le puits garde encore son souffle.</w:t>
+              <w:t>- Fissure crypte - ouvre vers Crypte humide des noms effaces - requiert: Coeur-racine reveille - message verrou: Le puits garde la fissure tant que son chant n'est pas resolu.</w:t>
+            </w:r>
+          </w:p>
+        </w:tc>
+      </w:tr>
+      <w:tr>
+        <w:tc>
+          <w:tcPr>
+            <w:tcW w:type="dxa" w:w="2494"/>
+            <w:shd w:fill="E8F0EA"/>
+            <w:vAlign w:val="top"/>
+          </w:tcPr>
+          <w:p>
+            <w:r/>
+            <w:r>
+              <w:rPr>
+                <w:b/>
+              </w:rPr>
+              <w:t>Regles logiques</w:t>
+            </w:r>
+          </w:p>
+        </w:tc>
+        <w:tc>
+          <w:tcPr>
+            <w:tcW w:type="dxa" w:w="7143"/>
+            <w:vAlign w:val="top"/>
+          </w:tcPr>
+          <w:p>
+            <w:r/>
+            <w:r>
+              <w:rPr>
+                <w:b w:val="0"/>
+              </w:rPr>
+              <w:t>- Margelle d echo: Coeur deja pris: si enigme resolue: Chant du puits sans fond -&gt; dialogue. Le puits respire doucement. Le coeur-racine est deja reveille.</w:t>
             </w:r>
           </w:p>
         </w:tc>
@@ -4555,11 +5192,46 @@
               </w:rPr>
               <w:t>- Retour nef - ouvre vers Nef des racines blanches</w:t>
               <w:br/>
-              <w:t>- Miroirs moussus - dialogue_item - donne: Miroir de mousse</w:t>
+              <w:t>- Miroirs moussus - donne un indice/dialogue</w:t>
               <w:br/>
               <w:t>- Spirale plafond - donne un indice/dialogue</w:t>
               <w:br/>
               <w:t>- Escalier corbeaux - ouvre vers Observatoire de corbeaux</w:t>
+            </w:r>
+          </w:p>
+        </w:tc>
+      </w:tr>
+      <w:tr>
+        <w:tc>
+          <w:tcPr>
+            <w:tcW w:type="dxa" w:w="2494"/>
+            <w:shd w:fill="E8F0EA"/>
+            <w:vAlign w:val="top"/>
+          </w:tcPr>
+          <w:p>
+            <w:r/>
+            <w:r>
+              <w:rPr>
+                <w:b/>
+              </w:rPr>
+              <w:t>Regles logiques</w:t>
+            </w:r>
+          </w:p>
+        </w:tc>
+        <w:tc>
+          <w:tcPr>
+            <w:tcW w:type="dxa" w:w="7143"/>
+            <w:vAlign w:val="top"/>
+          </w:tcPr>
+          <w:p>
+            <w:r/>
+            <w:r>
+              <w:rPr>
+                <w:b w:val="0"/>
+              </w:rPr>
+              <w:t>- Miroirs moussus: Miroir apres inscription: si zone terminee: h_a3s4_spiral -&gt; donne Miroir de mousse. En lisant l'inscription a l'envers, tu trouves le miroir de mousse dans un cadre vide.</w:t>
+              <w:br/>
+              <w:t>- Miroirs moussus: Miroir deja pris: si inventaire contient Miroir de mousse -&gt; dialogue. Les cadres sont vides. Le miroir de mousse est deja dans l'inventaire.</w:t>
             </w:r>
           </w:p>
         </w:tc>
@@ -4721,7 +5393,40 @@
               <w:br/>
               <w:t>- Bassin sec - donne un indice/dialogue</w:t>
               <w:br/>
-              <w:t>- Passage crypte - ouvre vers Crypte humide des noms effaces - requiert: Coeur-racine reveille - message verrou: La crypte reste muette sans battement vivant.</w:t>
+              <w:t>- Passage crypte - ouvre vers Crypte humide des noms effaces - requiert: Coeur-racine reveille - message verrou: La crypte reste muette sans battement vivant obtenu au puits.</w:t>
+            </w:r>
+          </w:p>
+        </w:tc>
+      </w:tr>
+      <w:tr>
+        <w:tc>
+          <w:tcPr>
+            <w:tcW w:type="dxa" w:w="2494"/>
+            <w:shd w:fill="E8F0EA"/>
+            <w:vAlign w:val="top"/>
+          </w:tcPr>
+          <w:p>
+            <w:r/>
+            <w:r>
+              <w:rPr>
+                <w:b/>
+              </w:rPr>
+              <w:t>Regles logiques</w:t>
+            </w:r>
+          </w:p>
+        </w:tc>
+        <w:tc>
+          <w:tcPr>
+            <w:tcW w:type="dxa" w:w="7143"/>
+            <w:vAlign w:val="top"/>
+          </w:tcPr>
+          <w:p>
+            <w:r/>
+            <w:r>
+              <w:rPr>
+                <w:b w:val="0"/>
+              </w:rPr>
+              <w:t>Aucune regle conditionnelle dans cette scene.</w:t>
             </w:r>
           </w:p>
         </w:tc>
@@ -4883,7 +5588,40 @@
               <w:br/>
               <w:t>- Plaques sans noms - donne un indice/dialogue</w:t>
               <w:br/>
-              <w:t>- Arche finale - ouvre vers Cercle du dernier serment - requiert: Miroir de mousse - message verrou: Sans reflet inverse, l arche te ramene dans la crypte.</w:t>
+              <w:t>- Arche finale - ouvre vers Cercle du dernier serment - requiert: Miroir de mousse - message verrou: Sans reflet inverse, l'arche te ramene dans la crypte.</w:t>
+            </w:r>
+          </w:p>
+        </w:tc>
+      </w:tr>
+      <w:tr>
+        <w:tc>
+          <w:tcPr>
+            <w:tcW w:type="dxa" w:w="2494"/>
+            <w:shd w:fill="E8F0EA"/>
+            <w:vAlign w:val="top"/>
+          </w:tcPr>
+          <w:p>
+            <w:r/>
+            <w:r>
+              <w:rPr>
+                <w:b/>
+              </w:rPr>
+              <w:t>Regles logiques</w:t>
+            </w:r>
+          </w:p>
+        </w:tc>
+        <w:tc>
+          <w:tcPr>
+            <w:tcW w:type="dxa" w:w="7143"/>
+            <w:vAlign w:val="top"/>
+          </w:tcPr>
+          <w:p>
+            <w:r/>
+            <w:r>
+              <w:rPr>
+                <w:b w:val="0"/>
+              </w:rPr>
+              <w:t>Aucune regle conditionnelle dans cette scene.</w:t>
             </w:r>
           </w:p>
         </w:tc>
@@ -5043,9 +5781,42 @@
               <w:br/>
               <w:t>- Roue inverse - donne un indice/dialogue</w:t>
               <w:br/>
-              <w:t>- Perchoirs sculptes - dialogue_item - donne: Amulette de corneille</w:t>
+              <w:t>- Perchoirs sculptes - donne un indice/dialogue</w:t>
               <w:br/>
-              <w:t>- Passage haut - ouvre vers Cercle du dernier serment - requiert: Miroir de mousse - message verrou: Le passage se replie sans miroir.</w:t>
+              <w:t>- Passage haut - ouvre vers Cercle du dernier serment - requiert: Miroir de mousse - message verrou: Le passage haut se replie sans le miroir de mousse.</w:t>
+            </w:r>
+          </w:p>
+        </w:tc>
+      </w:tr>
+      <w:tr>
+        <w:tc>
+          <w:tcPr>
+            <w:tcW w:type="dxa" w:w="2494"/>
+            <w:shd w:fill="E8F0EA"/>
+            <w:vAlign w:val="top"/>
+          </w:tcPr>
+          <w:p>
+            <w:r/>
+            <w:r>
+              <w:rPr>
+                <w:b/>
+              </w:rPr>
+              <w:t>Regles logiques</w:t>
+            </w:r>
+          </w:p>
+        </w:tc>
+        <w:tc>
+          <w:tcPr>
+            <w:tcW w:type="dxa" w:w="7143"/>
+            <w:vAlign w:val="top"/>
+          </w:tcPr>
+          <w:p>
+            <w:r/>
+            <w:r>
+              <w:rPr>
+                <w:b w:val="0"/>
+              </w:rPr>
+              <w:t>Aucune regle conditionnelle dans cette scene.</w:t>
             </w:r>
           </w:p>
         </w:tc>
@@ -5206,6 +5977,39 @@
               <w:t>- Pierres de serment - donne un indice/dialogue</w:t>
               <w:br/>
               <w:t>- Symbole couronne brisee - cinematic - requiert: Couronne de ronces rompue</w:t>
+            </w:r>
+          </w:p>
+        </w:tc>
+      </w:tr>
+      <w:tr>
+        <w:tc>
+          <w:tcPr>
+            <w:tcW w:type="dxa" w:w="2494"/>
+            <w:shd w:fill="E8F0EA"/>
+            <w:vAlign w:val="top"/>
+          </w:tcPr>
+          <w:p>
+            <w:r/>
+            <w:r>
+              <w:rPr>
+                <w:b/>
+              </w:rPr>
+              <w:t>Regles logiques</w:t>
+            </w:r>
+          </w:p>
+        </w:tc>
+        <w:tc>
+          <w:tcPr>
+            <w:tcW w:type="dxa" w:w="7143"/>
+            <w:vAlign w:val="top"/>
+          </w:tcPr>
+          <w:p>
+            <w:r/>
+            <w:r>
+              <w:rPr>
+                <w:b w:val="0"/>
+              </w:rPr>
+              <w:t>- Serrure des cinq serments: Couronne deja rompue: si enigme resolue: Serrure des cinq serments -&gt; dialogue. La serrure est ouverte. La couronne rompue est deja a toi.</w:t>
             </w:r>
           </w:p>
         </w:tc>
@@ -7914,6 +8718,936 @@
           <w:p>
             <w:r>
               <w:t>Passage haut (verrou)</w:t>
+            </w:r>
+          </w:p>
+        </w:tc>
+      </w:tr>
+    </w:tbl>
+    <w:p>
+      <w:r>
+        <w:br w:type="page"/>
+      </w:r>
+    </w:p>
+    <w:p>
+      <w:pPr>
+        <w:pStyle w:val="Heading1"/>
+      </w:pPr>
+      <w:r>
+        <w:t>Prompts cinematiques</w:t>
+      </w:r>
+    </w:p>
+    <w:p>
+      <w:pPr>
+        <w:pStyle w:val="Heading2"/>
+      </w:pPr>
+      <w:r>
+        <w:t>cin_acte2 - Transition - Sous la foret</w:t>
+      </w:r>
+    </w:p>
+    <w:tbl>
+      <w:tblPr>
+        <w:tblStyle w:val="TableGrid"/>
+        <w:tblW w:type="auto" w:w="0"/>
+        <w:tblLayout w:type="autofit"/>
+        <w:tblLook w:firstColumn="1" w:firstRow="1" w:lastColumn="0" w:lastRow="0" w:noHBand="0" w:noVBand="1" w:val="04A0"/>
+      </w:tblPr>
+      <w:tblGrid>
+        <w:gridCol w:w="5213"/>
+        <w:gridCol w:w="5213"/>
+      </w:tblGrid>
+      <w:tr>
+        <w:tc>
+          <w:tcPr>
+            <w:tcW w:type="dxa" w:w="2494"/>
+            <w:shd w:fill="E8F0EA"/>
+            <w:vAlign w:val="top"/>
+          </w:tcPr>
+          <w:p>
+            <w:r/>
+            <w:r>
+              <w:rPr>
+                <w:b/>
+              </w:rPr>
+              <w:t>Slide 1 - narration</w:t>
+            </w:r>
+          </w:p>
+        </w:tc>
+        <w:tc>
+          <w:tcPr>
+            <w:tcW w:type="dxa" w:w="7143"/>
+            <w:vAlign w:val="top"/>
+          </w:tcPr>
+          <w:p>
+            <w:r/>
+            <w:r>
+              <w:rPr>
+                <w:b w:val="0"/>
+              </w:rPr>
+              <w:t>Les racines se referment derriere toi. Les sentiers des lisieres disparaissent comme s'ils n'avaient jamais existe.</w:t>
+            </w:r>
+          </w:p>
+        </w:tc>
+      </w:tr>
+      <w:tr>
+        <w:tc>
+          <w:tcPr>
+            <w:tcW w:type="dxa" w:w="2494"/>
+            <w:shd w:fill="E8F0EA"/>
+            <w:vAlign w:val="top"/>
+          </w:tcPr>
+          <w:p>
+            <w:r/>
+            <w:r>
+              <w:rPr>
+                <w:b/>
+              </w:rPr>
+              <w:t>Slide 1 - prompt</w:t>
+            </w:r>
+          </w:p>
+        </w:tc>
+        <w:tc>
+          <w:tcPr>
+            <w:tcW w:type="dxa" w:w="7143"/>
+            <w:vAlign w:val="top"/>
+          </w:tcPr>
+          <w:p>
+            <w:r/>
+            <w:r>
+              <w:rPr>
+                <w:b w:val="0"/>
+              </w:rPr>
+              <w:t>Image cinematique 16:9, foret maudite vue depuis le seuil des racines basses, les sentiers de l'acte I se referment derriere le joueur, arches de racines qui se croisent, brume verte, ambiance dramatique sombre, aucun objet d'inventaire visible.</w:t>
+            </w:r>
+          </w:p>
+        </w:tc>
+      </w:tr>
+      <w:tr>
+        <w:tc>
+          <w:tcPr>
+            <w:tcW w:type="dxa" w:w="2494"/>
+            <w:shd w:fill="E8F0EA"/>
+            <w:vAlign w:val="top"/>
+          </w:tcPr>
+          <w:p>
+            <w:r/>
+            <w:r>
+              <w:rPr>
+                <w:b/>
+              </w:rPr>
+              <w:t>Slide 2 - narration</w:t>
+            </w:r>
+          </w:p>
+        </w:tc>
+        <w:tc>
+          <w:tcPr>
+            <w:tcW w:type="dxa" w:w="7143"/>
+            <w:vAlign w:val="top"/>
+          </w:tcPr>
+          <w:p>
+            <w:r/>
+            <w:r>
+              <w:rPr>
+                <w:b w:val="0"/>
+              </w:rPr>
+              <w:t>Sous la foret, trois couloirs respirent. La suite demandera de revenir au noeud central, pas de foncer tout droit.</w:t>
+            </w:r>
+          </w:p>
+        </w:tc>
+      </w:tr>
+      <w:tr>
+        <w:tc>
+          <w:tcPr>
+            <w:tcW w:type="dxa" w:w="2494"/>
+            <w:shd w:fill="E8F0EA"/>
+            <w:vAlign w:val="top"/>
+          </w:tcPr>
+          <w:p>
+            <w:r/>
+            <w:r>
+              <w:rPr>
+                <w:b/>
+              </w:rPr>
+              <w:t>Slide 2 - prompt</w:t>
+            </w:r>
+          </w:p>
+        </w:tc>
+        <w:tc>
+          <w:tcPr>
+            <w:tcW w:type="dxa" w:w="7143"/>
+            <w:vAlign w:val="top"/>
+          </w:tcPr>
+          <w:p>
+            <w:r/>
+            <w:r>
+              <w:rPr>
+                <w:b w:val="0"/>
+              </w:rPr>
+              <w:t>Image cinematique 16:9, descente sous la foret vers un boyau de racines vivantes, trois couloirs organiques respirent dans l'obscurite, marques blanches au sol, lumiere froide au loin, atmosphere de non-retour, aucun objet d'inventaire visible.</w:t>
+            </w:r>
+          </w:p>
+        </w:tc>
+      </w:tr>
+    </w:tbl>
+    <w:p>
+      <w:pPr>
+        <w:pStyle w:val="Heading2"/>
+      </w:pPr>
+      <w:r>
+        <w:t>cin_acte3 - Transition - Le serment des racines</w:t>
+      </w:r>
+    </w:p>
+    <w:tbl>
+      <w:tblPr>
+        <w:tblStyle w:val="TableGrid"/>
+        <w:tblW w:type="auto" w:w="0"/>
+        <w:tblLayout w:type="autofit"/>
+        <w:tblLook w:firstColumn="1" w:firstRow="1" w:lastColumn="0" w:lastRow="0" w:noHBand="0" w:noVBand="1" w:val="04A0"/>
+      </w:tblPr>
+      <w:tblGrid>
+        <w:gridCol w:w="5213"/>
+        <w:gridCol w:w="5213"/>
+      </w:tblGrid>
+      <w:tr>
+        <w:tc>
+          <w:tcPr>
+            <w:tcW w:type="dxa" w:w="2494"/>
+            <w:shd w:fill="E8F0EA"/>
+            <w:vAlign w:val="top"/>
+          </w:tcPr>
+          <w:p>
+            <w:r/>
+            <w:r>
+              <w:rPr>
+                <w:b/>
+              </w:rPr>
+              <w:t>Slide 1 - narration</w:t>
+            </w:r>
+          </w:p>
+        </w:tc>
+        <w:tc>
+          <w:tcPr>
+            <w:tcW w:type="dxa" w:w="7143"/>
+            <w:vAlign w:val="top"/>
+          </w:tcPr>
+          <w:p>
+            <w:r/>
+            <w:r>
+              <w:rPr>
+                <w:b w:val="0"/>
+              </w:rPr>
+              <w:t>L'arbre creux accepte le presage. Son tronc se fend sur une nef blanche, plus ancienne que la malediction.</w:t>
+            </w:r>
+          </w:p>
+        </w:tc>
+      </w:tr>
+      <w:tr>
+        <w:tc>
+          <w:tcPr>
+            <w:tcW w:type="dxa" w:w="2494"/>
+            <w:shd w:fill="E8F0EA"/>
+            <w:vAlign w:val="top"/>
+          </w:tcPr>
+          <w:p>
+            <w:r/>
+            <w:r>
+              <w:rPr>
+                <w:b/>
+              </w:rPr>
+              <w:t>Slide 1 - prompt</w:t>
+            </w:r>
+          </w:p>
+        </w:tc>
+        <w:tc>
+          <w:tcPr>
+            <w:tcW w:type="dxa" w:w="7143"/>
+            <w:vAlign w:val="top"/>
+          </w:tcPr>
+          <w:p>
+            <w:r/>
+            <w:r>
+              <w:rPr>
+                <w:b w:val="0"/>
+              </w:rPr>
+              <w:t>Image cinematique 16:9, interieur de l'arbre creux du jugement qui s'ouvre comme une gueule de bois, silhouette du passage vers une nef blanche, poussiere pale, tribunal de souches vides, aucun objet d'inventaire visible.</w:t>
+            </w:r>
+          </w:p>
+        </w:tc>
+      </w:tr>
+      <w:tr>
+        <w:tc>
+          <w:tcPr>
+            <w:tcW w:type="dxa" w:w="2494"/>
+            <w:shd w:fill="E8F0EA"/>
+            <w:vAlign w:val="top"/>
+          </w:tcPr>
+          <w:p>
+            <w:r/>
+            <w:r>
+              <w:rPr>
+                <w:b/>
+              </w:rPr>
+              <w:t>Slide 2 - narration</w:t>
+            </w:r>
+          </w:p>
+        </w:tc>
+        <w:tc>
+          <w:tcPr>
+            <w:tcW w:type="dxa" w:w="7143"/>
+            <w:vAlign w:val="top"/>
+          </w:tcPr>
+          <w:p>
+            <w:r/>
+            <w:r>
+              <w:rPr>
+                <w:b w:val="0"/>
+              </w:rPr>
+              <w:t>Derriere toi, le coeur noueux se ferme. Devant, trois preuves finales doivent etre croisees avant le dernier cercle.</w:t>
+            </w:r>
+          </w:p>
+        </w:tc>
+      </w:tr>
+      <w:tr>
+        <w:tc>
+          <w:tcPr>
+            <w:tcW w:type="dxa" w:w="2494"/>
+            <w:shd w:fill="E8F0EA"/>
+            <w:vAlign w:val="top"/>
+          </w:tcPr>
+          <w:p>
+            <w:r/>
+            <w:r>
+              <w:rPr>
+                <w:b/>
+              </w:rPr>
+              <w:t>Slide 2 - prompt</w:t>
+            </w:r>
+          </w:p>
+        </w:tc>
+        <w:tc>
+          <w:tcPr>
+            <w:tcW w:type="dxa" w:w="7143"/>
+            <w:vAlign w:val="top"/>
+          </w:tcPr>
+          <w:p>
+            <w:r/>
+            <w:r>
+              <w:rPr>
+                <w:b w:val="0"/>
+              </w:rPr>
+              <w:t>Image cinematique 16:9, nef souterraine de racines blanches apparaissant apres le coeur noueux, trois allees sacrees se separent sous des cristaux naturels, lumiere argentee, ambiance solennelle, aucun objet d'inventaire visible.</w:t>
+            </w:r>
+          </w:p>
+        </w:tc>
+      </w:tr>
+    </w:tbl>
+    <w:p>
+      <w:pPr>
+        <w:pStyle w:val="Heading2"/>
+      </w:pPr>
+      <w:r>
+        <w:t>cin_fin - Fin - La foret rend les noms</w:t>
+      </w:r>
+    </w:p>
+    <w:tbl>
+      <w:tblPr>
+        <w:tblStyle w:val="TableGrid"/>
+        <w:tblW w:type="auto" w:w="0"/>
+        <w:tblLayout w:type="autofit"/>
+        <w:tblLook w:firstColumn="1" w:firstRow="1" w:lastColumn="0" w:lastRow="0" w:noHBand="0" w:noVBand="1" w:val="04A0"/>
+      </w:tblPr>
+      <w:tblGrid>
+        <w:gridCol w:w="5213"/>
+        <w:gridCol w:w="5213"/>
+      </w:tblGrid>
+      <w:tr>
+        <w:tc>
+          <w:tcPr>
+            <w:tcW w:type="dxa" w:w="2494"/>
+            <w:shd w:fill="E8F0EA"/>
+            <w:vAlign w:val="top"/>
+          </w:tcPr>
+          <w:p>
+            <w:r/>
+            <w:r>
+              <w:rPr>
+                <w:b/>
+              </w:rPr>
+              <w:t>Slide 1 - narration</w:t>
+            </w:r>
+          </w:p>
+        </w:tc>
+        <w:tc>
+          <w:tcPr>
+            <w:tcW w:type="dxa" w:w="7143"/>
+            <w:vAlign w:val="top"/>
+          </w:tcPr>
+          <w:p>
+            <w:r/>
+            <w:r>
+              <w:rPr>
+                <w:b w:val="0"/>
+              </w:rPr>
+              <w:t>La couronne rompue tombe au centre du cercle. Les racines cessent de serrer la terre.</w:t>
+            </w:r>
+          </w:p>
+        </w:tc>
+      </w:tr>
+      <w:tr>
+        <w:tc>
+          <w:tcPr>
+            <w:tcW w:type="dxa" w:w="2494"/>
+            <w:shd w:fill="E8F0EA"/>
+            <w:vAlign w:val="top"/>
+          </w:tcPr>
+          <w:p>
+            <w:r/>
+            <w:r>
+              <w:rPr>
+                <w:b/>
+              </w:rPr>
+              <w:t>Slide 1 - prompt</w:t>
+            </w:r>
+          </w:p>
+        </w:tc>
+        <w:tc>
+          <w:tcPr>
+            <w:tcW w:type="dxa" w:w="7143"/>
+            <w:vAlign w:val="top"/>
+          </w:tcPr>
+          <w:p>
+            <w:r/>
+            <w:r>
+              <w:rPr>
+                <w:b w:val="0"/>
+              </w:rPr>
+              <w:t>Image cinematique finale 16:9, cercle du dernier serment au coeur de la foret maudite, racines desserrees, autel central fissure, lumiere d'aube traversant la brume, atmosphere de liberation, aucun objet d'inventaire visible.</w:t>
+            </w:r>
+          </w:p>
+        </w:tc>
+      </w:tr>
+      <w:tr>
+        <w:tc>
+          <w:tcPr>
+            <w:tcW w:type="dxa" w:w="2494"/>
+            <w:shd w:fill="E8F0EA"/>
+            <w:vAlign w:val="top"/>
+          </w:tcPr>
+          <w:p>
+            <w:r/>
+            <w:r>
+              <w:rPr>
+                <w:b/>
+              </w:rPr>
+              <w:t>Slide 2 - narration</w:t>
+            </w:r>
+          </w:p>
+        </w:tc>
+        <w:tc>
+          <w:tcPr>
+            <w:tcW w:type="dxa" w:w="7143"/>
+            <w:vAlign w:val="top"/>
+          </w:tcPr>
+          <w:p>
+            <w:r/>
+            <w:r>
+              <w:rPr>
+                <w:b w:val="0"/>
+              </w:rPr>
+              <w:t>Les noms effaces reviennent un a un sur les pierres. La foret reste sombre, mais elle n'est plus affamee.</w:t>
+            </w:r>
+          </w:p>
+        </w:tc>
+      </w:tr>
+      <w:tr>
+        <w:tc>
+          <w:tcPr>
+            <w:tcW w:type="dxa" w:w="2494"/>
+            <w:shd w:fill="E8F0EA"/>
+            <w:vAlign w:val="top"/>
+          </w:tcPr>
+          <w:p>
+            <w:r/>
+            <w:r>
+              <w:rPr>
+                <w:b/>
+              </w:rPr>
+              <w:t>Slide 2 - prompt</w:t>
+            </w:r>
+          </w:p>
+        </w:tc>
+        <w:tc>
+          <w:tcPr>
+            <w:tcW w:type="dxa" w:w="7143"/>
+            <w:vAlign w:val="top"/>
+          </w:tcPr>
+          <w:p>
+            <w:r/>
+            <w:r>
+              <w:rPr>
+                <w:b w:val="0"/>
+              </w:rPr>
+              <w:t>Image cinematique finale 16:9, pierres anciennes portant des noms qui reapparaissent en lueur douce, racines apaisees, feuilles sombres immobiles, foret encore mysterieuse mais liberee, aucun objet d'inventaire visible.</w:t>
+            </w:r>
+          </w:p>
+        </w:tc>
+      </w:tr>
+    </w:tbl>
+    <w:p>
+      <w:r>
+        <w:br w:type="page"/>
+      </w:r>
+    </w:p>
+    <w:p>
+      <w:pPr>
+        <w:pStyle w:val="Heading1"/>
+      </w:pPr>
+      <w:r>
+        <w:t>Prompts objets</w:t>
+      </w:r>
+    </w:p>
+    <w:p>
+      <w:r>
+        <w:t>Ces prompts sont reserves aux objets d'inventaire. Ils sont separes des prompts de scenes afin que l'objet puisse etre cache ensuite dans l'image de scene correspondante.</w:t>
+      </w:r>
+    </w:p>
+    <w:tbl>
+      <w:tblPr>
+        <w:tblStyle w:val="TableGrid"/>
+        <w:tblW w:type="auto" w:w="0"/>
+        <w:tblLook w:firstColumn="1" w:firstRow="1" w:lastColumn="0" w:lastRow="0" w:noHBand="0" w:noVBand="1" w:val="04A0"/>
+      </w:tblPr>
+      <w:tblGrid>
+        <w:gridCol w:w="3475"/>
+        <w:gridCol w:w="3475"/>
+        <w:gridCol w:w="3475"/>
+      </w:tblGrid>
+      <w:tr>
+        <w:tc>
+          <w:tcPr>
+            <w:tcW w:type="dxa" w:w="3475"/>
+            <w:shd w:fill="DCE8DD"/>
+          </w:tcPr>
+          <w:p>
+            <w:r/>
+            <w:r>
+              <w:rPr>
+                <w:b/>
+              </w:rPr>
+              <w:t>Objet</w:t>
+            </w:r>
+          </w:p>
+        </w:tc>
+        <w:tc>
+          <w:tcPr>
+            <w:tcW w:type="dxa" w:w="3475"/>
+            <w:shd w:fill="DCE8DD"/>
+          </w:tcPr>
+          <w:p>
+            <w:r/>
+            <w:r>
+              <w:rPr>
+                <w:b/>
+              </w:rPr>
+              <w:t>Icone</w:t>
+            </w:r>
+          </w:p>
+        </w:tc>
+        <w:tc>
+          <w:tcPr>
+            <w:tcW w:type="dxa" w:w="3475"/>
+            <w:shd w:fill="DCE8DD"/>
+          </w:tcPr>
+          <w:p>
+            <w:r/>
+            <w:r>
+              <w:rPr>
+                <w:b/>
+              </w:rPr>
+              <w:t>Prompt</w:t>
+            </w:r>
+          </w:p>
+        </w:tc>
+      </w:tr>
+      <w:tr>
+        <w:tc>
+          <w:tcPr>
+            <w:tcW w:type="dxa" w:w="3475"/>
+          </w:tcPr>
+          <w:p>
+            <w:r>
+              <w:t>Sceau d argile fendu</w:t>
+            </w:r>
+          </w:p>
+        </w:tc>
+        <w:tc>
+          <w:tcPr>
+            <w:tcW w:type="dxa" w:w="3475"/>
+          </w:tcPr>
+          <w:p>
+            <w:r>
+              <w:t xml:space="preserve"> </w:t>
+            </w:r>
+          </w:p>
+        </w:tc>
+        <w:tc>
+          <w:tcPr>
+            <w:tcW w:type="dxa" w:w="3475"/>
+          </w:tcPr>
+          <w:p>
+            <w:r>
+              <w:t>Objet d'inventaire isole sur fond transparent: petit sceau d'argile fendu, brun mat, empreinte de racines sur la face, bords uses, style realiste sombre, lumiere douce laterale, aucun decor.</w:t>
+            </w:r>
+          </w:p>
+        </w:tc>
+      </w:tr>
+      <w:tr>
+        <w:tc>
+          <w:tcPr>
+            <w:tcW w:type="dxa" w:w="3475"/>
+          </w:tcPr>
+          <w:p>
+            <w:r>
+              <w:t>Ronce noire</w:t>
+            </w:r>
+          </w:p>
+        </w:tc>
+        <w:tc>
+          <w:tcPr>
+            <w:tcW w:type="dxa" w:w="3475"/>
+          </w:tcPr>
+          <w:p>
+            <w:r>
+              <w:t xml:space="preserve"> </w:t>
+            </w:r>
+          </w:p>
+        </w:tc>
+        <w:tc>
+          <w:tcPr>
+            <w:tcW w:type="dxa" w:w="3475"/>
+          </w:tcPr>
+          <w:p>
+            <w:r>
+              <w:t>Objet d'inventaire isole sur fond transparent: courte ronce noire torsadee, epines fines, surface brillante comme du charbon humide, style realiste sombre, aucun decor.</w:t>
+            </w:r>
+          </w:p>
+        </w:tc>
+      </w:tr>
+      <w:tr>
+        <w:tc>
+          <w:tcPr>
+            <w:tcW w:type="dxa" w:w="3475"/>
+          </w:tcPr>
+          <w:p>
+            <w:r>
+              <w:t>Galet grave</w:t>
+            </w:r>
+          </w:p>
+        </w:tc>
+        <w:tc>
+          <w:tcPr>
+            <w:tcW w:type="dxa" w:w="3475"/>
+          </w:tcPr>
+          <w:p>
+            <w:r>
+              <w:t xml:space="preserve"> </w:t>
+            </w:r>
+          </w:p>
+        </w:tc>
+        <w:tc>
+          <w:tcPr>
+            <w:tcW w:type="dxa" w:w="3475"/>
+          </w:tcPr>
+          <w:p>
+            <w:r>
+              <w:t>Objet d'inventaire isole sur fond transparent: galet plat gris sombre, symbole discret grave au centre, traces d'eau noire, style realiste, lumiere froide, aucun decor.</w:t>
+            </w:r>
+          </w:p>
+        </w:tc>
+      </w:tr>
+      <w:tr>
+        <w:tc>
+          <w:tcPr>
+            <w:tcW w:type="dxa" w:w="3475"/>
+          </w:tcPr>
+          <w:p>
+            <w:r>
+              <w:t>Ecorce lunaire</w:t>
+            </w:r>
+          </w:p>
+        </w:tc>
+        <w:tc>
+          <w:tcPr>
+            <w:tcW w:type="dxa" w:w="3475"/>
+          </w:tcPr>
+          <w:p>
+            <w:r>
+              <w:t xml:space="preserve"> </w:t>
+            </w:r>
+          </w:p>
+        </w:tc>
+        <w:tc>
+          <w:tcPr>
+            <w:tcW w:type="dxa" w:w="3475"/>
+          </w:tcPr>
+          <w:p>
+            <w:r>
+              <w:t>Objet d'inventaire isole sur fond transparent: fragment d'ecorce pale aux reflets lunaires, fibre blanche et argent mat, fissure naturelle en croissant, style realiste, aucun decor.</w:t>
+            </w:r>
+          </w:p>
+        </w:tc>
+      </w:tr>
+      <w:tr>
+        <w:tc>
+          <w:tcPr>
+            <w:tcW w:type="dxa" w:w="3475"/>
+          </w:tcPr>
+          <w:p>
+            <w:r>
+              <w:t>Fiole de lueur froide</w:t>
+            </w:r>
+          </w:p>
+        </w:tc>
+        <w:tc>
+          <w:tcPr>
+            <w:tcW w:type="dxa" w:w="3475"/>
+          </w:tcPr>
+          <w:p>
+            <w:r>
+              <w:t xml:space="preserve"> </w:t>
+            </w:r>
+          </w:p>
+        </w:tc>
+        <w:tc>
+          <w:tcPr>
+            <w:tcW w:type="dxa" w:w="3475"/>
+          </w:tcPr>
+          <w:p>
+            <w:r>
+              <w:t>Objet d'inventaire isole sur fond transparent: petite fiole de verre ancien contenant une lueur froide bleu-vert, bouchon de bois, condensation fine, style realiste fantastique, aucun decor.</w:t>
+            </w:r>
+          </w:p>
+        </w:tc>
+      </w:tr>
+      <w:tr>
+        <w:tc>
+          <w:tcPr>
+            <w:tcW w:type="dxa" w:w="3475"/>
+          </w:tcPr>
+          <w:p>
+            <w:r>
+              <w:t>Cendre bleue</w:t>
+            </w:r>
+          </w:p>
+        </w:tc>
+        <w:tc>
+          <w:tcPr>
+            <w:tcW w:type="dxa" w:w="3475"/>
+          </w:tcPr>
+          <w:p>
+            <w:r>
+              <w:t xml:space="preserve"> </w:t>
+            </w:r>
+          </w:p>
+        </w:tc>
+        <w:tc>
+          <w:tcPr>
+            <w:tcW w:type="dxa" w:w="3475"/>
+          </w:tcPr>
+          <w:p>
+            <w:r>
+              <w:t>Objet d'inventaire isole sur fond transparent: petite poignee de cendre bleue lumineuse dans une coupelle sombre, grains fins et poussiere flottante, style realiste magique, aucun decor.</w:t>
+            </w:r>
+          </w:p>
+        </w:tc>
+      </w:tr>
+      <w:tr>
+        <w:tc>
+          <w:tcPr>
+            <w:tcW w:type="dxa" w:w="3475"/>
+          </w:tcPr>
+          <w:p>
+            <w:r>
+              <w:t>Masque d ecorce</w:t>
+            </w:r>
+          </w:p>
+        </w:tc>
+        <w:tc>
+          <w:tcPr>
+            <w:tcW w:type="dxa" w:w="3475"/>
+          </w:tcPr>
+          <w:p>
+            <w:r>
+              <w:t xml:space="preserve"> </w:t>
+            </w:r>
+          </w:p>
+        </w:tc>
+        <w:tc>
+          <w:tcPr>
+            <w:tcW w:type="dxa" w:w="3475"/>
+          </w:tcPr>
+          <w:p>
+            <w:r>
+              <w:t>Objet d'inventaire isole sur fond transparent: masque d'ecorce creuse, visage simple sans expression, nervures de bois, deux ouvertures sombres, style realiste rituel, aucun decor.</w:t>
+            </w:r>
+          </w:p>
+        </w:tc>
+      </w:tr>
+      <w:tr>
+        <w:tc>
+          <w:tcPr>
+            <w:tcW w:type="dxa" w:w="3475"/>
+          </w:tcPr>
+          <w:p>
+            <w:r>
+              <w:t>Amulette de corneille</w:t>
+            </w:r>
+          </w:p>
+        </w:tc>
+        <w:tc>
+          <w:tcPr>
+            <w:tcW w:type="dxa" w:w="3475"/>
+          </w:tcPr>
+          <w:p>
+            <w:r>
+              <w:t xml:space="preserve"> </w:t>
+            </w:r>
+          </w:p>
+        </w:tc>
+        <w:tc>
+          <w:tcPr>
+            <w:tcW w:type="dxa" w:w="3475"/>
+          </w:tcPr>
+          <w:p>
+            <w:r>
+              <w:t>Objet d'inventaire isole sur fond transparent: amulette noire en forme de corneille stylisee, pierre mate suspendue a un lien vegetal, petites entailles rituelles, style realiste sombre, aucun decor.</w:t>
+            </w:r>
+          </w:p>
+        </w:tc>
+      </w:tr>
+      <w:tr>
+        <w:tc>
+          <w:tcPr>
+            <w:tcW w:type="dxa" w:w="3475"/>
+          </w:tcPr>
+          <w:p>
+            <w:r>
+              <w:t>Lame d obsidienne</w:t>
+            </w:r>
+          </w:p>
+        </w:tc>
+        <w:tc>
+          <w:tcPr>
+            <w:tcW w:type="dxa" w:w="3475"/>
+          </w:tcPr>
+          <w:p>
+            <w:r>
+              <w:t xml:space="preserve"> </w:t>
+            </w:r>
+          </w:p>
+        </w:tc>
+        <w:tc>
+          <w:tcPr>
+            <w:tcW w:type="dxa" w:w="3475"/>
+          </w:tcPr>
+          <w:p>
+            <w:r>
+              <w:t>Objet d'inventaire isole sur fond transparent: lame courte d'obsidienne noire, tranchant irregulier brillant, manche vegetal sombre, reflets froids, style realiste, aucun decor.</w:t>
+            </w:r>
+          </w:p>
+        </w:tc>
+      </w:tr>
+      <w:tr>
+        <w:tc>
+          <w:tcPr>
+            <w:tcW w:type="dxa" w:w="3475"/>
+          </w:tcPr>
+          <w:p>
+            <w:r>
+              <w:t>Coeur-racine reveille</w:t>
+            </w:r>
+          </w:p>
+        </w:tc>
+        <w:tc>
+          <w:tcPr>
+            <w:tcW w:type="dxa" w:w="3475"/>
+          </w:tcPr>
+          <w:p>
+            <w:r>
+              <w:t xml:space="preserve">  </w:t>
+            </w:r>
+          </w:p>
+        </w:tc>
+        <w:tc>
+          <w:tcPr>
+            <w:tcW w:type="dxa" w:w="3475"/>
+          </w:tcPr>
+          <w:p>
+            <w:r>
+              <w:t>Objet d'inventaire isole sur fond transparent: coeur-racine reveille, noeud vegetal rouge sombre traverse de veines lumineuses, forme organique battante, style realiste fantastique, aucun decor.</w:t>
+            </w:r>
+          </w:p>
+        </w:tc>
+      </w:tr>
+      <w:tr>
+        <w:tc>
+          <w:tcPr>
+            <w:tcW w:type="dxa" w:w="3475"/>
+          </w:tcPr>
+          <w:p>
+            <w:r>
+              <w:t>Miroir de mousse</w:t>
+            </w:r>
+          </w:p>
+        </w:tc>
+        <w:tc>
+          <w:tcPr>
+            <w:tcW w:type="dxa" w:w="3475"/>
+          </w:tcPr>
+          <w:p>
+            <w:r>
+              <w:t xml:space="preserve"> </w:t>
+            </w:r>
+          </w:p>
+        </w:tc>
+        <w:tc>
+          <w:tcPr>
+            <w:tcW w:type="dxa" w:w="3475"/>
+          </w:tcPr>
+          <w:p>
+            <w:r>
+              <w:t>Objet d'inventaire isole sur fond transparent: petit miroir rond cercle de mousse humide, surface legerement trouble et verdatre, cadre de brindilles, style realiste, aucun decor.</w:t>
+            </w:r>
+          </w:p>
+        </w:tc>
+      </w:tr>
+      <w:tr>
+        <w:tc>
+          <w:tcPr>
+            <w:tcW w:type="dxa" w:w="3475"/>
+          </w:tcPr>
+          <w:p>
+            <w:r>
+              <w:t>Couronne de ronces rompue</w:t>
+            </w:r>
+          </w:p>
+        </w:tc>
+        <w:tc>
+          <w:tcPr>
+            <w:tcW w:type="dxa" w:w="3475"/>
+          </w:tcPr>
+          <w:p>
+            <w:r>
+              <w:t xml:space="preserve"> </w:t>
+            </w:r>
+          </w:p>
+        </w:tc>
+        <w:tc>
+          <w:tcPr>
+            <w:tcW w:type="dxa" w:w="3475"/>
+          </w:tcPr>
+          <w:p>
+            <w:r>
+              <w:t>Objet d'inventaire isole sur fond transparent: couronne de ronces rompue, cercle brise d'epines noires, quelques filaments de lumiere d'aube, style realiste sombre, aucun decor.</w:t>
             </w:r>
           </w:p>
         </w:tc>
